--- a/GRUPO 1_PROYECTO DE INGENIERÍA DE SOFTWARE - TALLER.docx
+++ b/GRUPO 1_PROYECTO DE INGENIERÍA DE SOFTWARE - TALLER.docx
@@ -722,6 +722,7 @@
           <w:rFonts w:ascii="Arial" w:hAnsi="Arial" w:cs="Arial"/>
           <w:b/>
           <w:bCs/>
+          <w:noProof/>
         </w:rPr>
         <w:drawing>
           <wp:inline distT="0" distB="0" distL="0" distR="0" wp14:anchorId="535CE1CE" wp14:editId="0B92AEEA">
@@ -773,6 +774,7 @@
           <w:rFonts w:ascii="Arial" w:hAnsi="Arial" w:cs="Arial"/>
           <w:b/>
           <w:bCs/>
+          <w:noProof/>
         </w:rPr>
         <w:drawing>
           <wp:inline distT="0" distB="0" distL="0" distR="0" wp14:anchorId="53CAC95B" wp14:editId="69C9482B">
@@ -824,6 +826,7 @@
           <w:rFonts w:ascii="Arial" w:hAnsi="Arial" w:cs="Arial"/>
           <w:b/>
           <w:bCs/>
+          <w:noProof/>
         </w:rPr>
         <w:drawing>
           <wp:inline distT="0" distB="0" distL="0" distR="0" wp14:anchorId="1152BE83" wp14:editId="341E9FB9">
@@ -877,7 +880,25 @@
           <w:bCs/>
         </w:rPr>
         <w:lastRenderedPageBreak/>
-        <w:t>Acceso a Git Hub:</w:t>
+        <w:t xml:space="preserve">Acceso a Git </w:t>
+      </w:r>
+      <w:proofErr w:type="gramStart"/>
+      <w:r>
+        <w:rPr>
+          <w:rFonts w:ascii="Arial" w:hAnsi="Arial" w:cs="Arial"/>
+          <w:b/>
+          <w:bCs/>
+        </w:rPr>
+        <w:t>Hub</w:t>
+      </w:r>
+      <w:proofErr w:type="gramEnd"/>
+      <w:r>
+        <w:rPr>
+          <w:rFonts w:ascii="Arial" w:hAnsi="Arial" w:cs="Arial"/>
+          <w:b/>
+          <w:bCs/>
+        </w:rPr>
+        <w:t>:</w:t>
       </w:r>
     </w:p>
     <w:p>
@@ -932,6 +953,7 @@
           <w:rFonts w:ascii="Arial" w:hAnsi="Arial" w:cs="Arial"/>
           <w:b/>
           <w:bCs/>
+          <w:noProof/>
         </w:rPr>
         <w:drawing>
           <wp:inline distT="0" distB="0" distL="0" distR="0" wp14:anchorId="5F84155F" wp14:editId="61E8316E">
@@ -995,6 +1017,136 @@
           <w:bCs/>
         </w:rPr>
       </w:pPr>
+      <w:r>
+        <w:rPr>
+          <w:rFonts w:ascii="Arial" w:hAnsi="Arial" w:cs="Arial"/>
+          <w:b/>
+          <w:bCs/>
+        </w:rPr>
+        <w:lastRenderedPageBreak/>
+        <w:drawing>
+          <wp:inline distT="0" distB="0" distL="0" distR="0" wp14:anchorId="1AB6D7CE" wp14:editId="41912829">
+            <wp:extent cx="5400040" cy="5694045"/>
+            <wp:effectExtent l="0" t="0" r="0" b="1905"/>
+            <wp:docPr id="502185250" name="Imagen 2"/>
+            <wp:cNvGraphicFramePr>
+              <a:graphicFrameLocks xmlns:a="http://schemas.openxmlformats.org/drawingml/2006/main" noChangeAspect="1"/>
+            </wp:cNvGraphicFramePr>
+            <a:graphic xmlns:a="http://schemas.openxmlformats.org/drawingml/2006/main">
+              <a:graphicData uri="http://schemas.openxmlformats.org/drawingml/2006/picture">
+                <pic:pic xmlns:pic="http://schemas.openxmlformats.org/drawingml/2006/picture">
+                  <pic:nvPicPr>
+                    <pic:cNvPr id="0" name="Picture 6"/>
+                    <pic:cNvPicPr>
+                      <a:picLocks noChangeAspect="1" noChangeArrowheads="1"/>
+                    </pic:cNvPicPr>
+                  </pic:nvPicPr>
+                  <pic:blipFill>
+                    <a:blip r:embed="rId16">
+                      <a:extLst>
+                        <a:ext uri="{28A0092B-C50C-407E-A947-70E740481C1C}">
+                          <a14:useLocalDpi xmlns:a14="http://schemas.microsoft.com/office/drawing/2010/main" val="0"/>
+                        </a:ext>
+                      </a:extLst>
+                    </a:blip>
+                    <a:srcRect/>
+                    <a:stretch>
+                      <a:fillRect/>
+                    </a:stretch>
+                  </pic:blipFill>
+                  <pic:spPr bwMode="auto">
+                    <a:xfrm>
+                      <a:off x="0" y="0"/>
+                      <a:ext cx="5400040" cy="5694045"/>
+                    </a:xfrm>
+                    <a:prstGeom prst="rect">
+                      <a:avLst/>
+                    </a:prstGeom>
+                    <a:noFill/>
+                    <a:ln>
+                      <a:noFill/>
+                    </a:ln>
+                  </pic:spPr>
+                </pic:pic>
+              </a:graphicData>
+            </a:graphic>
+          </wp:inline>
+        </w:drawing>
+      </w:r>
+    </w:p>
+    <w:p>
+      <w:pPr>
+        <w:rPr>
+          <w:rFonts w:ascii="Arial" w:hAnsi="Arial" w:cs="Arial"/>
+          <w:b/>
+          <w:bCs/>
+        </w:rPr>
+      </w:pPr>
+      <w:r>
+        <w:rPr>
+          <w:rFonts w:ascii="Arial" w:hAnsi="Arial" w:cs="Arial"/>
+          <w:b/>
+          <w:bCs/>
+        </w:rPr>
+        <w:lastRenderedPageBreak/>
+        <w:drawing>
+          <wp:inline distT="0" distB="0" distL="0" distR="0" wp14:anchorId="2DA85B20" wp14:editId="5BF790E7">
+            <wp:extent cx="5400040" cy="5727065"/>
+            <wp:effectExtent l="0" t="0" r="0" b="6985"/>
+            <wp:docPr id="443185566" name="Imagen 4"/>
+            <wp:cNvGraphicFramePr>
+              <a:graphicFrameLocks xmlns:a="http://schemas.openxmlformats.org/drawingml/2006/main" noChangeAspect="1"/>
+            </wp:cNvGraphicFramePr>
+            <a:graphic xmlns:a="http://schemas.openxmlformats.org/drawingml/2006/main">
+              <a:graphicData uri="http://schemas.openxmlformats.org/drawingml/2006/picture">
+                <pic:pic xmlns:pic="http://schemas.openxmlformats.org/drawingml/2006/picture">
+                  <pic:nvPicPr>
+                    <pic:cNvPr id="0" name="Picture 13"/>
+                    <pic:cNvPicPr>
+                      <a:picLocks noChangeAspect="1" noChangeArrowheads="1"/>
+                    </pic:cNvPicPr>
+                  </pic:nvPicPr>
+                  <pic:blipFill>
+                    <a:blip r:embed="rId17">
+                      <a:extLst>
+                        <a:ext uri="{28A0092B-C50C-407E-A947-70E740481C1C}">
+                          <a14:useLocalDpi xmlns:a14="http://schemas.microsoft.com/office/drawing/2010/main" val="0"/>
+                        </a:ext>
+                      </a:extLst>
+                    </a:blip>
+                    <a:srcRect/>
+                    <a:stretch>
+                      <a:fillRect/>
+                    </a:stretch>
+                  </pic:blipFill>
+                  <pic:spPr bwMode="auto">
+                    <a:xfrm>
+                      <a:off x="0" y="0"/>
+                      <a:ext cx="5400040" cy="5727065"/>
+                    </a:xfrm>
+                    <a:prstGeom prst="rect">
+                      <a:avLst/>
+                    </a:prstGeom>
+                    <a:noFill/>
+                    <a:ln>
+                      <a:noFill/>
+                    </a:ln>
+                  </pic:spPr>
+                </pic:pic>
+              </a:graphicData>
+            </a:graphic>
+          </wp:inline>
+        </w:drawing>
+      </w:r>
+    </w:p>
+    <w:p>
+      <w:pPr>
+        <w:rPr>
+          <w:rFonts w:ascii="Arial" w:hAnsi="Arial" w:cs="Arial"/>
+          <w:b/>
+          <w:bCs/>
+        </w:rPr>
+      </w:pPr>
     </w:p>
     <w:p>
       <w:pPr>
@@ -1006,7 +1158,7 @@
       </w:pPr>
     </w:p>
     <w:sectPr>
-      <w:headerReference w:type="default" r:id="rId16"/>
+      <w:headerReference w:type="default" r:id="rId18"/>
       <w:pgSz w:w="11906" w:h="16838"/>
       <w:pgMar w:top="1417" w:right="1701" w:bottom="1417" w:left="1701" w:header="708" w:footer="708" w:gutter="0"/>
       <w:cols w:space="708"/>
@@ -3297,7 +3449,6 @@
   <w:style w:type="character" w:default="1" w:styleId="Fuentedeprrafopredeter">
     <w:name w:val="Default Paragraph Font"/>
     <w:uiPriority w:val="1"/>
-    <w:semiHidden/>
     <w:unhideWhenUsed/>
   </w:style>
   <w:style w:type="table" w:default="1" w:styleId="Tablanormal">
